--- a/internal_doc/03.开发设计/spt/spt_help_story.docx
+++ b/internal_doc/03.开发设计/spt/spt_help_story.docx
@@ -177,7 +177,6 @@
     <w:p>
       <w:pPr>
         <w:rPr>
-          <w:rFonts w:hint="eastAsia"/>
           <w:color w:val="00B0F0"/>
         </w:rPr>
       </w:pPr>
@@ -283,17 +282,11 @@
     <w:p>
       <w:pPr>
         <w:rPr>
-          <w:rFonts w:hint="eastAsia"/>
           <w:color w:val="00B0F0"/>
         </w:rPr>
       </w:pPr>
     </w:p>
     <w:p>
-      <w:pPr>
-        <w:rPr>
-          <w:rFonts w:hint="eastAsia"/>
-        </w:rPr>
-      </w:pPr>
       <w:r>
         <w:rPr>
           <w:rFonts w:hint="eastAsia"/>
@@ -321,9 +314,6 @@
           <w:numId w:val="7"/>
         </w:numPr>
         <w:ind w:firstLineChars="0"/>
-        <w:rPr>
-          <w:rFonts w:hint="eastAsia"/>
-        </w:rPr>
       </w:pPr>
       <w:r>
         <w:rPr>
@@ -352,9 +342,6 @@
           <w:numId w:val="7"/>
         </w:numPr>
         <w:ind w:firstLineChars="0"/>
-        <w:rPr>
-          <w:rFonts w:hint="eastAsia"/>
-        </w:rPr>
       </w:pPr>
       <w:r>
         <w:rPr>
@@ -514,9 +501,6 @@
           <w:numId w:val="8"/>
         </w:numPr>
         <w:ind w:firstLineChars="0"/>
-        <w:rPr>
-          <w:rFonts w:hint="eastAsia"/>
-        </w:rPr>
       </w:pPr>
       <w:r>
         <w:rPr>
@@ -529,9 +513,6 @@
       <w:pPr>
         <w:pStyle w:val="ListParagraph"/>
         <w:ind w:left="717" w:firstLineChars="0" w:firstLine="0"/>
-        <w:rPr>
-          <w:rFonts w:hint="eastAsia"/>
-        </w:rPr>
       </w:pPr>
       <w:r>
         <w:rPr>
@@ -544,9 +525,6 @@
       <w:pPr>
         <w:pStyle w:val="ListParagraph"/>
         <w:ind w:left="717" w:firstLineChars="0" w:firstLine="0"/>
-        <w:rPr>
-          <w:rFonts w:hint="eastAsia"/>
-        </w:rPr>
       </w:pPr>
       <w:r>
         <w:rPr>
@@ -568,9 +546,6 @@
       <w:pPr>
         <w:pStyle w:val="ListParagraph"/>
         <w:ind w:left="717" w:firstLineChars="0" w:firstLine="0"/>
-        <w:rPr>
-          <w:rFonts w:hint="eastAsia"/>
-        </w:rPr>
       </w:pPr>
       <w:r>
         <w:rPr>
@@ -583,9 +558,6 @@
       <w:pPr>
         <w:pStyle w:val="ListParagraph"/>
         <w:ind w:left="717" w:firstLineChars="0" w:firstLine="0"/>
-        <w:rPr>
-          <w:rFonts w:hint="eastAsia"/>
-        </w:rPr>
       </w:pPr>
       <w:r>
         <w:rPr>
@@ -607,9 +579,6 @@
       <w:pPr>
         <w:pStyle w:val="ListParagraph"/>
         <w:ind w:left="717" w:firstLineChars="0" w:firstLine="0"/>
-        <w:rPr>
-          <w:rFonts w:hint="eastAsia"/>
-        </w:rPr>
       </w:pPr>
       <w:r>
         <w:rPr>
@@ -626,9 +595,6 @@
           <w:numId w:val="8"/>
         </w:numPr>
         <w:ind w:firstLineChars="0"/>
-        <w:rPr>
-          <w:rFonts w:hint="eastAsia"/>
-        </w:rPr>
       </w:pPr>
       <w:r>
         <w:rPr>
@@ -665,9 +631,6 @@
       <w:pPr>
         <w:pStyle w:val="ListParagraph"/>
         <w:ind w:left="717" w:firstLineChars="0" w:firstLine="0"/>
-        <w:rPr>
-          <w:rFonts w:hint="eastAsia"/>
-        </w:rPr>
       </w:pPr>
       <w:r>
         <w:rPr>
@@ -680,9 +643,6 @@
       <w:pPr>
         <w:pStyle w:val="ListParagraph"/>
         <w:ind w:left="717" w:firstLineChars="0" w:firstLine="0"/>
-        <w:rPr>
-          <w:rFonts w:hint="eastAsia"/>
-        </w:rPr>
       </w:pPr>
       <w:r>
         <w:rPr>
@@ -747,9 +707,6 @@
           <w:numId w:val="8"/>
         </w:numPr>
         <w:ind w:firstLineChars="0"/>
-        <w:rPr>
-          <w:rFonts w:hint="eastAsia"/>
-        </w:rPr>
       </w:pPr>
       <w:r>
         <w:rPr>
@@ -772,9 +729,6 @@
           <w:numId w:val="11"/>
         </w:numPr>
         <w:ind w:firstLineChars="0"/>
-        <w:rPr>
-          <w:rFonts w:hint="eastAsia"/>
-        </w:rPr>
       </w:pPr>
       <w:r>
         <w:rPr>
@@ -793,9 +747,6 @@
       <w:pPr>
         <w:pStyle w:val="ListParagraph"/>
         <w:ind w:left="1077" w:firstLineChars="0" w:firstLine="0"/>
-        <w:rPr>
-          <w:rFonts w:hint="eastAsia"/>
-        </w:rPr>
       </w:pPr>
       <w:r>
         <w:rPr>
@@ -808,9 +759,6 @@
       <w:pPr>
         <w:pStyle w:val="ListParagraph"/>
         <w:ind w:left="1077" w:firstLineChars="0" w:firstLine="0"/>
-        <w:rPr>
-          <w:rFonts w:hint="eastAsia"/>
-        </w:rPr>
       </w:pPr>
       <w:r>
         <w:rPr>
@@ -827,9 +775,6 @@
           <w:numId w:val="11"/>
         </w:numPr>
         <w:ind w:firstLineChars="0"/>
-        <w:rPr>
-          <w:rFonts w:hint="eastAsia"/>
-        </w:rPr>
       </w:pPr>
       <w:r>
         <w:rPr>
@@ -842,9 +787,6 @@
       <w:pPr>
         <w:pStyle w:val="ListParagraph"/>
         <w:ind w:left="1077" w:firstLineChars="0" w:firstLine="0"/>
-        <w:rPr>
-          <w:rFonts w:hint="eastAsia"/>
-        </w:rPr>
       </w:pPr>
       <w:r>
         <w:rPr>
@@ -863,9 +805,6 @@
       <w:pPr>
         <w:pStyle w:val="ListParagraph"/>
         <w:ind w:left="1077" w:firstLineChars="0" w:firstLine="0"/>
-        <w:rPr>
-          <w:rFonts w:hint="eastAsia"/>
-        </w:rPr>
       </w:pPr>
       <w:r>
         <w:rPr>
@@ -878,9 +817,6 @@
       <w:pPr>
         <w:pStyle w:val="ListParagraph"/>
         <w:ind w:left="1077" w:firstLineChars="0" w:firstLine="0"/>
-        <w:rPr>
-          <w:rFonts w:hint="eastAsia"/>
-        </w:rPr>
       </w:pPr>
       <w:r>
         <w:rPr>
@@ -898,9 +834,6 @@
           <w:numId w:val="11"/>
         </w:numPr>
         <w:ind w:firstLineChars="0"/>
-        <w:rPr>
-          <w:rFonts w:hint="eastAsia"/>
-        </w:rPr>
       </w:pPr>
       <w:r>
         <w:rPr>
@@ -955,9 +888,6 @@
       <w:pPr>
         <w:pStyle w:val="ListParagraph"/>
         <w:ind w:left="1077" w:firstLineChars="0" w:firstLine="0"/>
-        <w:rPr>
-          <w:rFonts w:hint="eastAsia"/>
-        </w:rPr>
       </w:pPr>
       <w:r>
         <w:rPr>
@@ -970,9 +900,6 @@
       <w:pPr>
         <w:pStyle w:val="ListParagraph"/>
         <w:ind w:left="1077" w:firstLineChars="0" w:firstLine="0"/>
-        <w:rPr>
-          <w:rFonts w:hint="eastAsia"/>
-        </w:rPr>
       </w:pPr>
       <w:r>
         <w:rPr>
@@ -1037,9 +964,6 @@
           <w:numId w:val="11"/>
         </w:numPr>
         <w:ind w:firstLineChars="0"/>
-        <w:rPr>
-          <w:rFonts w:hint="eastAsia"/>
-        </w:rPr>
       </w:pPr>
       <w:r>
         <w:rPr>
@@ -1076,9 +1000,6 @@
       <w:pPr>
         <w:pStyle w:val="ListParagraph"/>
         <w:ind w:left="1077" w:firstLineChars="0" w:firstLine="0"/>
-        <w:rPr>
-          <w:rFonts w:hint="eastAsia"/>
-        </w:rPr>
       </w:pPr>
       <w:r>
         <w:rPr>
@@ -1091,9 +1012,6 @@
       <w:pPr>
         <w:pStyle w:val="ListParagraph"/>
         <w:ind w:left="1077" w:firstLineChars="0" w:firstLine="0"/>
-        <w:rPr>
-          <w:rFonts w:hint="eastAsia"/>
-        </w:rPr>
       </w:pPr>
       <w:r>
         <w:rPr>
@@ -1207,275 +1125,255 @@
         <w:t>对其它功能的约束，以及对某些功能的依赖</w:t>
       </w:r>
     </w:p>
+    <w:p/>
     <w:p>
-      <w:pPr>
-        <w:rPr>
-          <w:rFonts w:hint="eastAsia"/>
-        </w:rPr>
-      </w:pPr>
+      <w:r>
+        <w:rPr>
+          <w:rFonts w:hint="eastAsia"/>
+        </w:rPr>
+        <w:t>依赖：</w:t>
+      </w:r>
+      <w:r>
+        <w:rPr>
+          <w:rFonts w:hint="eastAsia"/>
+        </w:rPr>
+        <w:t>help</w:t>
+      </w:r>
+      <w:r>
+        <w:rPr>
+          <w:rFonts w:hint="eastAsia"/>
+        </w:rPr>
+        <w:t>功能在显示类方法概要和方法详细信息时，都是依赖</w:t>
+      </w:r>
+      <w:r>
+        <w:rPr>
+          <w:rFonts w:hint="eastAsia"/>
+        </w:rPr>
+        <w:t>troff</w:t>
+      </w:r>
+      <w:r>
+        <w:rPr>
+          <w:rFonts w:hint="eastAsia"/>
+        </w:rPr>
+        <w:t>文件。</w:t>
+      </w:r>
     </w:p>
     <w:p>
       <w:pPr>
-        <w:rPr>
-          <w:rFonts w:hint="eastAsia"/>
-        </w:rPr>
-      </w:pPr>
-      <w:r>
-        <w:rPr>
-          <w:rFonts w:hint="eastAsia"/>
-        </w:rPr>
-        <w:t>依赖：</w:t>
-      </w:r>
-      <w:r>
-        <w:rPr>
-          <w:rFonts w:hint="eastAsia"/>
-        </w:rPr>
-        <w:t>help</w:t>
-      </w:r>
-      <w:r>
-        <w:rPr>
-          <w:rFonts w:hint="eastAsia"/>
-        </w:rPr>
-        <w:t>功能在显示类方法概要和方法详细信息时，都是依赖</w:t>
-      </w:r>
-      <w:r>
-        <w:rPr>
-          <w:rFonts w:hint="eastAsia"/>
-        </w:rPr>
-        <w:t>troff</w:t>
-      </w:r>
-      <w:r>
-        <w:rPr>
-          <w:rFonts w:hint="eastAsia"/>
-        </w:rPr>
-        <w:t>文件。</w:t>
+        <w:pStyle w:val="ListParagraph"/>
+        <w:ind w:left="717" w:firstLineChars="0" w:firstLine="0"/>
+      </w:pPr>
+      <w:r>
+        <w:rPr>
+          <w:rFonts w:hint="eastAsia"/>
+        </w:rPr>
+        <w:t>例如：如果我们将</w:t>
+      </w:r>
+      <w:r>
+        <w:rPr>
+          <w:rFonts w:hint="eastAsia"/>
+        </w:rPr>
+        <w:t>createOM_en.troff</w:t>
+      </w:r>
+      <w:r>
+        <w:rPr>
+          <w:rFonts w:hint="eastAsia"/>
+        </w:rPr>
+        <w:t>文件删除，那么</w:t>
+      </w:r>
+      <w:r>
+        <w:rPr>
+          <w:rFonts w:hint="eastAsia"/>
+        </w:rPr>
+        <w:t>Oma.help()</w:t>
+      </w:r>
+      <w:r>
+        <w:rPr>
+          <w:rFonts w:hint="eastAsia"/>
+        </w:rPr>
+        <w:t>及</w:t>
+      </w:r>
+      <w:r>
+        <w:rPr>
+          <w:rFonts w:hint="eastAsia"/>
+        </w:rPr>
+        <w:t>help(</w:t>
+      </w:r>
+      <w:r>
+        <w:t>“</w:t>
+      </w:r>
+      <w:r>
+        <w:rPr>
+          <w:rFonts w:hint="eastAsia"/>
+        </w:rPr>
+        <w:t>createOM</w:t>
+      </w:r>
+      <w:r>
+        <w:t>”</w:t>
+      </w:r>
+      <w:r>
+        <w:rPr>
+          <w:rFonts w:hint="eastAsia"/>
+        </w:rPr>
+        <w:t>)</w:t>
+      </w:r>
+      <w:r>
+        <w:rPr>
+          <w:rFonts w:hint="eastAsia"/>
+        </w:rPr>
+        <w:t>将不会再显示</w:t>
+      </w:r>
+      <w:r>
+        <w:t>”</w:t>
+      </w:r>
+      <w:r>
+        <w:rPr>
+          <w:rFonts w:hint="eastAsia"/>
+        </w:rPr>
+        <w:t>createOM</w:t>
+      </w:r>
+      <w:r>
+        <w:t>”</w:t>
+      </w:r>
+      <w:r>
+        <w:rPr>
+          <w:rFonts w:hint="eastAsia"/>
+        </w:rPr>
+        <w:t>相关的内容。</w:t>
       </w:r>
     </w:p>
     <w:p>
       <w:pPr>
         <w:pStyle w:val="ListParagraph"/>
         <w:ind w:left="717" w:firstLineChars="0" w:firstLine="0"/>
-        <w:rPr>
-          <w:rFonts w:hint="eastAsia"/>
-        </w:rPr>
-      </w:pPr>
-      <w:r>
-        <w:rPr>
-          <w:rFonts w:hint="eastAsia"/>
-        </w:rPr>
-        <w:t>例如：如果我们将</w:t>
-      </w:r>
-      <w:r>
-        <w:rPr>
-          <w:rFonts w:hint="eastAsia"/>
-        </w:rPr>
-        <w:t>createOM_en.troff</w:t>
-      </w:r>
-      <w:r>
-        <w:rPr>
-          <w:rFonts w:hint="eastAsia"/>
-        </w:rPr>
-        <w:t>文件删除，那么</w:t>
-      </w:r>
-      <w:r>
-        <w:rPr>
-          <w:rFonts w:hint="eastAsia"/>
-        </w:rPr>
-        <w:t>Oma.help()</w:t>
-      </w:r>
-      <w:r>
-        <w:rPr>
-          <w:rFonts w:hint="eastAsia"/>
-        </w:rPr>
-        <w:t>及</w:t>
-      </w:r>
-      <w:r>
-        <w:rPr>
-          <w:rFonts w:hint="eastAsia"/>
-        </w:rPr>
-        <w:t>help(</w:t>
-      </w:r>
-      <w:r>
-        <w:t>“</w:t>
-      </w:r>
-      <w:r>
-        <w:rPr>
-          <w:rFonts w:hint="eastAsia"/>
-        </w:rPr>
-        <w:t>createOM</w:t>
-      </w:r>
-      <w:r>
-        <w:t>”</w:t>
-      </w:r>
-      <w:r>
-        <w:rPr>
-          <w:rFonts w:hint="eastAsia"/>
-        </w:rPr>
-        <w:t>)</w:t>
-      </w:r>
-      <w:r>
-        <w:rPr>
-          <w:rFonts w:hint="eastAsia"/>
-        </w:rPr>
-        <w:t>将不会再显示</w:t>
-      </w:r>
-      <w:r>
-        <w:t>”</w:t>
-      </w:r>
-      <w:r>
-        <w:rPr>
-          <w:rFonts w:hint="eastAsia"/>
-        </w:rPr>
-        <w:t>createOM</w:t>
-      </w:r>
-      <w:r>
-        <w:t>”</w:t>
-      </w:r>
-      <w:r>
-        <w:rPr>
-          <w:rFonts w:hint="eastAsia"/>
-        </w:rPr>
-        <w:t>相关的内容。</w:t>
+      </w:pPr>
+      <w:r>
+        <w:rPr>
+          <w:rFonts w:hint="eastAsia"/>
+        </w:rPr>
+        <w:t>目前，</w:t>
+      </w:r>
+      <w:r>
+        <w:rPr>
+          <w:rFonts w:hint="eastAsia"/>
+        </w:rPr>
+        <w:t>troff</w:t>
+      </w:r>
+      <w:r>
+        <w:rPr>
+          <w:rFonts w:hint="eastAsia"/>
+        </w:rPr>
+        <w:t>文件以类为目录分类，存放在</w:t>
+      </w:r>
+      <w:r>
+        <w:t>E:\sequoiadb\doc\manual</w:t>
+      </w:r>
+      <w:r>
+        <w:rPr>
+          <w:rFonts w:hint="eastAsia"/>
+        </w:rPr>
+        <w:t>目录下。</w:t>
       </w:r>
     </w:p>
     <w:p>
       <w:pPr>
-        <w:pStyle w:val="ListParagraph"/>
-        <w:ind w:left="717" w:firstLineChars="0" w:firstLine="0"/>
-      </w:pPr>
-      <w:r>
-        <w:rPr>
-          <w:rFonts w:hint="eastAsia"/>
-        </w:rPr>
-        <w:t>目前，</w:t>
-      </w:r>
-      <w:r>
-        <w:rPr>
-          <w:rFonts w:hint="eastAsia"/>
-        </w:rPr>
-        <w:t>troff</w:t>
-      </w:r>
-      <w:r>
-        <w:rPr>
-          <w:rFonts w:hint="eastAsia"/>
-        </w:rPr>
-        <w:t>文件以类为目录分类，存放在</w:t>
-      </w:r>
-      <w:r>
-        <w:t>E:\sequoiadb\doc\manual</w:t>
-      </w:r>
-      <w:r>
-        <w:rPr>
-          <w:rFonts w:hint="eastAsia"/>
-        </w:rPr>
-        <w:t>目录下。</w:t>
+        <w:pStyle w:val="Heading2"/>
+      </w:pPr>
+      <w:r>
+        <w:rPr>
+          <w:rFonts w:hint="eastAsia"/>
+        </w:rPr>
+        <w:t xml:space="preserve">Story </w:t>
+      </w:r>
+      <w:r>
+        <w:rPr>
+          <w:rFonts w:hint="eastAsia"/>
+        </w:rPr>
+        <w:t>简单设计</w:t>
       </w:r>
     </w:p>
     <w:p>
       <w:pPr>
-        <w:pStyle w:val="Heading2"/>
-      </w:pPr>
-      <w:r>
-        <w:rPr>
-          <w:rFonts w:hint="eastAsia"/>
-        </w:rPr>
-        <w:t xml:space="preserve">Story </w:t>
-      </w:r>
-      <w:r>
-        <w:rPr>
-          <w:rFonts w:hint="eastAsia"/>
-        </w:rPr>
-        <w:t>简单设计</w:t>
+        <w:pStyle w:val="Heading3"/>
+      </w:pPr>
+      <w:r>
+        <w:rPr>
+          <w:rFonts w:hint="eastAsia"/>
+        </w:rPr>
+        <w:t>相关模块架构图</w:t>
       </w:r>
     </w:p>
     <w:p>
       <w:pPr>
-        <w:pStyle w:val="Heading3"/>
-      </w:pPr>
-      <w:r>
-        <w:rPr>
-          <w:rFonts w:hint="eastAsia"/>
-        </w:rPr>
-        <w:t>相关模块架构图</w:t>
+        <w:rPr>
+          <w:color w:val="00B0F0"/>
+        </w:rPr>
+      </w:pPr>
+      <w:r>
+        <w:rPr>
+          <w:rFonts w:hint="eastAsia"/>
+          <w:color w:val="00B0F0"/>
+        </w:rPr>
+        <w:t>说明</w:t>
+      </w:r>
+      <w:r>
+        <w:rPr>
+          <w:rFonts w:hint="eastAsia"/>
+          <w:color w:val="00B0F0"/>
+        </w:rPr>
+        <w:t>:</w:t>
+      </w:r>
+      <w:r>
+        <w:rPr>
+          <w:rFonts w:hint="eastAsia"/>
+          <w:color w:val="00B0F0"/>
+        </w:rPr>
+        <w:t xml:space="preserve">  </w:t>
+      </w:r>
+      <w:r>
+        <w:rPr>
+          <w:rFonts w:hint="eastAsia"/>
+          <w:color w:val="00B0F0"/>
+        </w:rPr>
+        <w:t>简单的绘制以下与该</w:t>
+      </w:r>
+      <w:r>
+        <w:rPr>
+          <w:rFonts w:hint="eastAsia"/>
+          <w:color w:val="00B0F0"/>
+        </w:rPr>
+        <w:t xml:space="preserve">Story </w:t>
+      </w:r>
+      <w:r>
+        <w:rPr>
+          <w:rFonts w:hint="eastAsia"/>
+          <w:color w:val="00B0F0"/>
+        </w:rPr>
+        <w:t>相关的模块</w:t>
+      </w:r>
+      <w:r>
+        <w:rPr>
+          <w:rFonts w:hint="eastAsia"/>
+          <w:color w:val="00B0F0"/>
+        </w:rPr>
+        <w:t xml:space="preserve">, </w:t>
+      </w:r>
+      <w:r>
+        <w:rPr>
+          <w:rFonts w:hint="eastAsia"/>
+          <w:color w:val="00B0F0"/>
+        </w:rPr>
+        <w:t>特别是新增模块</w:t>
+      </w:r>
+      <w:r>
+        <w:rPr>
+          <w:rFonts w:hint="eastAsia"/>
+          <w:color w:val="00B0F0"/>
+        </w:rPr>
+        <w:t>;</w:t>
       </w:r>
     </w:p>
     <w:p>
-      <w:pPr>
-        <w:rPr>
-          <w:rFonts w:hint="eastAsia"/>
-          <w:color w:val="00B0F0"/>
-        </w:rPr>
-      </w:pPr>
-      <w:r>
-        <w:rPr>
-          <w:rFonts w:hint="eastAsia"/>
-          <w:color w:val="00B0F0"/>
-        </w:rPr>
-        <w:t>说明</w:t>
-      </w:r>
-      <w:r>
-        <w:rPr>
-          <w:rFonts w:hint="eastAsia"/>
-          <w:color w:val="00B0F0"/>
-        </w:rPr>
-        <w:t>:</w:t>
-      </w:r>
-      <w:r>
-        <w:rPr>
-          <w:rFonts w:hint="eastAsia"/>
-          <w:color w:val="00B0F0"/>
-        </w:rPr>
-        <w:t xml:space="preserve">  </w:t>
-      </w:r>
-      <w:r>
-        <w:rPr>
-          <w:rFonts w:hint="eastAsia"/>
-          <w:color w:val="00B0F0"/>
-        </w:rPr>
-        <w:t>简单的绘制以下与该</w:t>
-      </w:r>
-      <w:r>
-        <w:rPr>
-          <w:rFonts w:hint="eastAsia"/>
-          <w:color w:val="00B0F0"/>
-        </w:rPr>
-        <w:t xml:space="preserve">Story </w:t>
-      </w:r>
-      <w:r>
-        <w:rPr>
-          <w:rFonts w:hint="eastAsia"/>
-          <w:color w:val="00B0F0"/>
-        </w:rPr>
-        <w:t>相关的模块</w:t>
-      </w:r>
-      <w:r>
-        <w:rPr>
-          <w:rFonts w:hint="eastAsia"/>
-          <w:color w:val="00B0F0"/>
-        </w:rPr>
-        <w:t xml:space="preserve">, </w:t>
-      </w:r>
-      <w:r>
-        <w:rPr>
-          <w:rFonts w:hint="eastAsia"/>
-          <w:color w:val="00B0F0"/>
-        </w:rPr>
-        <w:t>特别是新增模块</w:t>
-      </w:r>
-      <w:r>
-        <w:rPr>
-          <w:rFonts w:hint="eastAsia"/>
-          <w:color w:val="00B0F0"/>
-        </w:rPr>
-        <w:t>;</w:t>
-      </w:r>
-    </w:p>
-    <w:p>
-      <w:pPr>
-        <w:rPr>
-          <w:rFonts w:hint="eastAsia"/>
-        </w:rPr>
-      </w:pPr>
       <w:r>
         <w:rPr>
           <w:rFonts w:hint="eastAsia"/>
@@ -1618,11 +1516,6 @@
     </w:p>
     <w:p/>
     <w:p>
-      <w:pPr>
-        <w:rPr>
-          <w:rFonts w:hint="eastAsia"/>
-        </w:rPr>
-      </w:pPr>
       <w:r>
         <w:object w:dxaOrig="7862" w:dyaOrig="16275">
           <v:shapetype id="_x0000_t75" coordsize="21600,21600" o:spt="75" o:preferrelative="t" path="m@4@5l@4@11@9@11@9@5xe" filled="f" stroked="f">
@@ -1647,7 +1540,7 @@
           <v:shape id="_x0000_i1025" type="#_x0000_t75" style="width:336.95pt;height:697.55pt" o:ole="">
             <v:imagedata r:id="rId8" o:title=""/>
           </v:shape>
-          <o:OLEObject Type="Embed" ProgID="Visio.Drawing.15" ShapeID="_x0000_i1025" DrawAspect="Content" ObjectID="_1557310352" r:id="rId9"/>
+          <o:OLEObject Type="Embed" ProgID="Visio.Drawing.15" ShapeID="_x0000_i1025" DrawAspect="Content" ObjectID="_1558369197" r:id="rId9"/>
         </w:object>
       </w:r>
     </w:p>
@@ -2513,9 +2406,6 @@
           <w:p>
             <w:pPr>
               <w:ind w:left="0"/>
-              <w:rPr>
-                <w:rFonts w:hint="eastAsia"/>
-              </w:rPr>
             </w:pPr>
             <w:r>
               <w:rPr>
@@ -2569,9 +2459,6 @@
           <w:p>
             <w:pPr>
               <w:ind w:left="0"/>
-              <w:rPr>
-                <w:rFonts w:hint="eastAsia"/>
-              </w:rPr>
             </w:pPr>
             <w:r>
               <w:rPr>
@@ -2588,9 +2475,6 @@
                 <w:numId w:val="13"/>
               </w:numPr>
               <w:ind w:firstLineChars="0"/>
-              <w:rPr>
-                <w:rFonts w:hint="eastAsia"/>
-              </w:rPr>
             </w:pPr>
             <w:r>
               <w:rPr>
@@ -2655,9 +2539,6 @@
                 <w:numId w:val="13"/>
               </w:numPr>
               <w:ind w:firstLineChars="0"/>
-              <w:rPr>
-                <w:rFonts w:hint="eastAsia"/>
-              </w:rPr>
             </w:pPr>
             <w:r>
               <w:rPr>
@@ -2822,9 +2703,6 @@
           <w:p>
             <w:pPr>
               <w:ind w:left="0"/>
-              <w:rPr>
-                <w:rFonts w:hint="eastAsia"/>
-              </w:rPr>
             </w:pPr>
             <w:r>
               <w:rPr>
@@ -2884,9 +2762,6 @@
           <w:p>
             <w:pPr>
               <w:ind w:left="0"/>
-              <w:rPr>
-                <w:rFonts w:hint="eastAsia"/>
-              </w:rPr>
             </w:pPr>
             <w:r>
               <w:rPr>
@@ -2910,9 +2785,6 @@
           <w:p>
             <w:pPr>
               <w:ind w:left="0"/>
-              <w:rPr>
-                <w:rFonts w:hint="eastAsia"/>
-              </w:rPr>
             </w:pPr>
             <w:r>
               <w:rPr>
@@ -2936,9 +2808,6 @@
           <w:p>
             <w:pPr>
               <w:ind w:left="0"/>
-              <w:rPr>
-                <w:rFonts w:hint="eastAsia"/>
-              </w:rPr>
             </w:pPr>
             <w:r>
               <w:rPr>
@@ -2961,9 +2830,6 @@
                 <w:numId w:val="14"/>
               </w:numPr>
               <w:ind w:firstLineChars="0"/>
-              <w:rPr>
-                <w:rFonts w:hint="eastAsia"/>
-              </w:rPr>
             </w:pPr>
             <w:r>
               <w:rPr>
@@ -3011,9 +2877,6 @@
                 <w:numId w:val="14"/>
               </w:numPr>
               <w:ind w:firstLineChars="0"/>
-              <w:rPr>
-                <w:rFonts w:hint="eastAsia"/>
-              </w:rPr>
             </w:pPr>
             <w:r>
               <w:rPr>
@@ -3031,9 +2894,6 @@
           <w:p>
             <w:pPr>
               <w:ind w:leftChars="100" w:left="210"/>
-              <w:rPr>
-                <w:rFonts w:hint="eastAsia"/>
-              </w:rPr>
             </w:pPr>
             <w:r>
               <w:rPr>
@@ -3093,9 +2953,6 @@
           <w:p>
             <w:pPr>
               <w:ind w:leftChars="100" w:left="210"/>
-              <w:rPr>
-                <w:rFonts w:hint="eastAsia"/>
-              </w:rPr>
             </w:pPr>
             <w:r>
               <w:rPr>
@@ -3125,9 +2982,6 @@
           <w:p>
             <w:pPr>
               <w:ind w:leftChars="100" w:left="210"/>
-              <w:rPr>
-                <w:rFonts w:hint="eastAsia"/>
-              </w:rPr>
             </w:pPr>
             <w:r>
               <w:t>find([cond],[sel]).remove()</w:t>
@@ -3136,9 +2990,6 @@
           <w:p>
             <w:pPr>
               <w:ind w:leftChars="100" w:left="210"/>
-              <w:rPr>
-                <w:rFonts w:hint="eastAsia"/>
-              </w:rPr>
             </w:pPr>
             <w:r>
               <w:t>find([cond],[sel])</w:t>
@@ -3156,9 +3007,6 @@
           <w:p>
             <w:pPr>
               <w:ind w:leftChars="100" w:left="210"/>
-              <w:rPr>
-                <w:rFonts w:hint="eastAsia"/>
-              </w:rPr>
             </w:pPr>
             <w:r>
               <w:t>find([cond],[sel]).</w:t>
@@ -3173,9 +3021,6 @@
           <w:p>
             <w:pPr>
               <w:ind w:leftChars="100" w:left="210"/>
-              <w:rPr>
-                <w:rFonts w:hint="eastAsia"/>
-              </w:rPr>
             </w:pPr>
             <w:r>
               <w:rPr>
@@ -3284,9 +3129,6 @@
                 <w:numId w:val="14"/>
               </w:numPr>
               <w:ind w:firstLineChars="0"/>
-              <w:rPr>
-                <w:rFonts w:hint="eastAsia"/>
-              </w:rPr>
             </w:pPr>
             <w:r>
               <w:rPr>
@@ -3378,6 +3220,13 @@
             <w:pPr>
               <w:ind w:left="0"/>
             </w:pPr>
+            <w:r>
+              <w:rPr>
+                <w:rFonts w:hint="eastAsia"/>
+              </w:rPr>
+              <w:lastRenderedPageBreak/>
+              <w:t>3</w:t>
+            </w:r>
           </w:p>
         </w:tc>
         <w:tc>
@@ -3388,6 +3237,18 @@
             <w:pPr>
               <w:ind w:left="0"/>
             </w:pPr>
+            <w:r>
+              <w:rPr>
+                <w:rFonts w:hint="eastAsia"/>
+              </w:rPr>
+              <w:t>db.foo.bar.find().help()</w:t>
+            </w:r>
+            <w:r>
+              <w:rPr>
+                <w:rFonts w:hint="eastAsia"/>
+              </w:rPr>
+              <w:t>仍保留。</w:t>
+            </w:r>
           </w:p>
         </w:tc>
         <w:tc>
@@ -3398,6 +3259,24 @@
             <w:pPr>
               <w:ind w:left="0"/>
             </w:pPr>
+            <w:r>
+              <w:rPr>
+                <w:rFonts w:hint="eastAsia"/>
+              </w:rPr>
+              <w:t>目前，考虑兼容性，暂时保留</w:t>
+            </w:r>
+            <w:r>
+              <w:rPr>
+                <w:rFonts w:hint="eastAsia"/>
+              </w:rPr>
+              <w:t>DBQuery.help()</w:t>
+            </w:r>
+            <w:r>
+              <w:rPr>
+                <w:rFonts w:hint="eastAsia"/>
+              </w:rPr>
+              <w:t>方法。以后，我们需要将其删除。</w:t>
+            </w:r>
           </w:p>
         </w:tc>
       </w:tr>
@@ -3741,9 +3620,6 @@
                 <w:numId w:val="21"/>
               </w:numPr>
               <w:ind w:firstLineChars="0"/>
-              <w:rPr>
-                <w:rFonts w:hint="eastAsia"/>
-              </w:rPr>
             </w:pPr>
             <w:r>
               <w:rPr>
@@ -3838,9 +3714,6 @@
                 <w:numId w:val="22"/>
               </w:numPr>
               <w:ind w:firstLineChars="0"/>
-              <w:rPr>
-                <w:rFonts w:hint="eastAsia"/>
-              </w:rPr>
             </w:pPr>
             <w:r>
               <w:rPr>
@@ -3881,9 +3754,6 @@
                 <w:numId w:val="22"/>
               </w:numPr>
               <w:ind w:firstLineChars="0"/>
-              <w:rPr>
-                <w:rFonts w:hint="eastAsia"/>
-              </w:rPr>
             </w:pPr>
             <w:r>
               <w:t>–</w:t>
@@ -4100,13 +3970,13 @@
               <w:ind w:left="0"/>
               <w:jc w:val="left"/>
               <w:rPr>
+                <w:rFonts w:asciiTheme="minorEastAsia" w:hAnsiTheme="minorEastAsia"/>
+              </w:rPr>
+            </w:pPr>
+            <w:r>
+              <w:rPr>
                 <w:rFonts w:asciiTheme="minorEastAsia" w:hAnsiTheme="minorEastAsia" w:hint="eastAsia"/>
               </w:rPr>
-            </w:pPr>
-            <w:r>
-              <w:rPr>
-                <w:rFonts w:asciiTheme="minorEastAsia" w:hAnsiTheme="minorEastAsia" w:hint="eastAsia"/>
-              </w:rPr>
               <w:t>所有全局方法的概要信息</w:t>
             </w:r>
           </w:p>
@@ -4119,7 +3989,7 @@
             <w:pPr>
               <w:ind w:left="0"/>
               <w:rPr>
-                <w:rFonts w:asciiTheme="minorEastAsia" w:hAnsiTheme="minorEastAsia" w:hint="eastAsia"/>
+                <w:rFonts w:asciiTheme="minorEastAsia" w:hAnsiTheme="minorEastAsia"/>
               </w:rPr>
             </w:pPr>
             <w:r>
@@ -4143,7 +4013,7 @@
               </w:numPr>
               <w:ind w:firstLineChars="0"/>
               <w:rPr>
-                <w:rFonts w:asciiTheme="minorEastAsia" w:hAnsiTheme="minorEastAsia" w:hint="eastAsia"/>
+                <w:rFonts w:asciiTheme="minorEastAsia" w:hAnsiTheme="minorEastAsia"/>
               </w:rPr>
             </w:pPr>
             <w:r>
@@ -4162,7 +4032,7 @@
               </w:numPr>
               <w:ind w:firstLineChars="0"/>
               <w:rPr>
-                <w:rFonts w:asciiTheme="minorEastAsia" w:hAnsiTheme="minorEastAsia" w:hint="eastAsia"/>
+                <w:rFonts w:asciiTheme="minorEastAsia" w:hAnsiTheme="minorEastAsia"/>
               </w:rPr>
             </w:pPr>
             <w:r>
@@ -4200,14 +4070,21 @@
               <w:ind w:left="0"/>
               <w:jc w:val="left"/>
               <w:rPr>
+                <w:rFonts w:asciiTheme="minorEastAsia" w:hAnsiTheme="minorEastAsia"/>
+              </w:rPr>
+            </w:pPr>
+            <w:r>
+              <w:rPr>
                 <w:rFonts w:asciiTheme="minorEastAsia" w:hAnsiTheme="minorEastAsia" w:hint="eastAsia"/>
               </w:rPr>
-            </w:pPr>
+              <w:t>类所有方法</w:t>
+            </w:r>
             <w:r>
               <w:rPr>
                 <w:rFonts w:asciiTheme="minorEastAsia" w:hAnsiTheme="minorEastAsia" w:hint="eastAsia"/>
               </w:rPr>
-              <w:t>类所有方法的概要信息</w:t>
+              <w:lastRenderedPageBreak/>
+              <w:t>的概要信息</w:t>
             </w:r>
           </w:p>
         </w:tc>
@@ -4219,13 +4096,14 @@
             <w:pPr>
               <w:ind w:left="0"/>
               <w:rPr>
+                <w:rFonts w:asciiTheme="minorEastAsia" w:hAnsiTheme="minorEastAsia"/>
+              </w:rPr>
+            </w:pPr>
+            <w:r>
+              <w:rPr>
                 <w:rFonts w:asciiTheme="minorEastAsia" w:hAnsiTheme="minorEastAsia" w:hint="eastAsia"/>
               </w:rPr>
-            </w:pPr>
-            <w:r>
-              <w:rPr>
-                <w:rFonts w:asciiTheme="minorEastAsia" w:hAnsiTheme="minorEastAsia" w:hint="eastAsia"/>
-              </w:rPr>
+              <w:lastRenderedPageBreak/>
               <w:t>Oma.help()</w:t>
             </w:r>
           </w:p>
@@ -4243,7 +4121,7 @@
               </w:numPr>
               <w:ind w:firstLineChars="0"/>
               <w:rPr>
-                <w:rFonts w:asciiTheme="minorEastAsia" w:hAnsiTheme="minorEastAsia" w:hint="eastAsia"/>
+                <w:rFonts w:asciiTheme="minorEastAsia" w:hAnsiTheme="minorEastAsia"/>
               </w:rPr>
             </w:pPr>
             <w:r>
@@ -4262,21 +4140,15 @@
               </w:numPr>
               <w:ind w:firstLineChars="0"/>
               <w:rPr>
+                <w:rFonts w:asciiTheme="minorEastAsia" w:hAnsiTheme="minorEastAsia"/>
+              </w:rPr>
+            </w:pPr>
+            <w:r>
+              <w:rPr>
                 <w:rFonts w:asciiTheme="minorEastAsia" w:hAnsiTheme="minorEastAsia" w:hint="eastAsia"/>
               </w:rPr>
-            </w:pPr>
-            <w:r>
-              <w:rPr>
-                <w:rFonts w:asciiTheme="minorEastAsia" w:hAnsiTheme="minorEastAsia" w:hint="eastAsia"/>
-              </w:rPr>
-              <w:t>该概要信息需要和troff文件</w:t>
-            </w:r>
-            <w:r>
-              <w:rPr>
-                <w:rFonts w:asciiTheme="minorEastAsia" w:hAnsiTheme="minorEastAsia" w:hint="eastAsia"/>
-              </w:rPr>
               <w:lastRenderedPageBreak/>
-              <w:t>（或者是md文件）内容一一对应。如：find方法存在多种使用方法，那么概要信息也需要全部显示这些使用方法。</w:t>
+              <w:t>该概要信息需要和troff文件（或者是md文件）内容一一对应。如：find方法存在多种使用方法，那么概要信息也需要全部显示这些使用方法。</w:t>
             </w:r>
           </w:p>
         </w:tc>
@@ -4308,46 +4180,46 @@
               <w:ind w:left="0"/>
               <w:jc w:val="left"/>
               <w:rPr>
+                <w:rFonts w:asciiTheme="minorEastAsia" w:hAnsiTheme="minorEastAsia"/>
+              </w:rPr>
+            </w:pPr>
+            <w:r>
+              <w:rPr>
                 <w:rFonts w:asciiTheme="minorEastAsia" w:hAnsiTheme="minorEastAsia" w:hint="eastAsia"/>
               </w:rPr>
+              <w:t>类对象方法的概要信息</w:t>
+            </w:r>
+          </w:p>
+        </w:tc>
+        <w:tc>
+          <w:tcPr>
+            <w:tcW w:w="1843" w:type="dxa"/>
+          </w:tcPr>
+          <w:p>
+            <w:pPr>
+              <w:ind w:left="0"/>
+              <w:rPr>
+                <w:rFonts w:asciiTheme="minorEastAsia" w:hAnsiTheme="minorEastAsia"/>
+              </w:rPr>
             </w:pPr>
             <w:r>
               <w:rPr>
                 <w:rFonts w:asciiTheme="minorEastAsia" w:hAnsiTheme="minorEastAsia" w:hint="eastAsia"/>
               </w:rPr>
-              <w:t>类对象方法的概要信息</w:t>
-            </w:r>
-          </w:p>
-        </w:tc>
-        <w:tc>
-          <w:tcPr>
-            <w:tcW w:w="1843" w:type="dxa"/>
-          </w:tcPr>
-          <w:p>
-            <w:pPr>
-              <w:ind w:left="0"/>
+              <w:t>var oma = new Oma();</w:t>
+            </w:r>
+          </w:p>
+          <w:p>
+            <w:pPr>
+              <w:ind w:left="0"/>
+              <w:rPr>
+                <w:rFonts w:asciiTheme="minorEastAsia" w:hAnsiTheme="minorEastAsia"/>
+              </w:rPr>
+            </w:pPr>
+            <w:r>
               <w:rPr>
                 <w:rFonts w:asciiTheme="minorEastAsia" w:hAnsiTheme="minorEastAsia" w:hint="eastAsia"/>
               </w:rPr>
-            </w:pPr>
-            <w:r>
-              <w:rPr>
-                <w:rFonts w:asciiTheme="minorEastAsia" w:hAnsiTheme="minorEastAsia" w:hint="eastAsia"/>
-              </w:rPr>
-              <w:t>var oma = new Oma();</w:t>
-            </w:r>
-          </w:p>
-          <w:p>
-            <w:pPr>
-              <w:ind w:left="0"/>
-              <w:rPr>
-                <w:rFonts w:asciiTheme="minorEastAsia" w:hAnsiTheme="minorEastAsia" w:hint="eastAsia"/>
-              </w:rPr>
-            </w:pPr>
-            <w:r>
-              <w:rPr>
-                <w:rFonts w:asciiTheme="minorEastAsia" w:hAnsiTheme="minorEastAsia" w:hint="eastAsia"/>
-              </w:rPr>
               <w:t>oma.help()</w:t>
             </w:r>
           </w:p>
@@ -4360,7 +4232,7 @@
             <w:pPr>
               <w:ind w:left="0"/>
               <w:rPr>
-                <w:rFonts w:asciiTheme="minorEastAsia" w:hAnsiTheme="minorEastAsia" w:hint="eastAsia"/>
+                <w:rFonts w:asciiTheme="minorEastAsia" w:hAnsiTheme="minorEastAsia"/>
               </w:rPr>
             </w:pPr>
             <w:r>
@@ -4425,69 +4297,69 @@
               <w:ind w:left="0"/>
               <w:jc w:val="left"/>
               <w:rPr>
+                <w:rFonts w:asciiTheme="minorEastAsia" w:hAnsiTheme="minorEastAsia"/>
+              </w:rPr>
+            </w:pPr>
+            <w:r>
+              <w:rPr>
                 <w:rFonts w:asciiTheme="minorEastAsia" w:hAnsiTheme="minorEastAsia" w:hint="eastAsia"/>
               </w:rPr>
+              <w:t>全局精确查找某方法的内容</w:t>
+            </w:r>
+          </w:p>
+        </w:tc>
+        <w:tc>
+          <w:tcPr>
+            <w:tcW w:w="1843" w:type="dxa"/>
+          </w:tcPr>
+          <w:p>
+            <w:pPr>
+              <w:ind w:left="0"/>
+              <w:rPr>
+                <w:rFonts w:asciiTheme="minorEastAsia" w:hAnsiTheme="minorEastAsia"/>
+              </w:rPr>
             </w:pPr>
             <w:r>
               <w:rPr>
                 <w:rFonts w:asciiTheme="minorEastAsia" w:hAnsiTheme="minorEastAsia" w:hint="eastAsia"/>
               </w:rPr>
-              <w:t>全局精确查找某方法的内容</w:t>
-            </w:r>
-          </w:p>
-        </w:tc>
-        <w:tc>
-          <w:tcPr>
-            <w:tcW w:w="1843" w:type="dxa"/>
-          </w:tcPr>
-          <w:p>
-            <w:pPr>
-              <w:ind w:left="0"/>
+              <w:t>help(</w:t>
+            </w:r>
+            <w:r>
+              <w:rPr>
+                <w:rFonts w:asciiTheme="minorEastAsia" w:hAnsiTheme="minorEastAsia"/>
+              </w:rPr>
+              <w:t>“</w:t>
+            </w:r>
+            <w:r>
               <w:rPr>
                 <w:rFonts w:asciiTheme="minorEastAsia" w:hAnsiTheme="minorEastAsia" w:hint="eastAsia"/>
               </w:rPr>
-            </w:pPr>
+              <w:t>createCL</w:t>
+            </w:r>
+            <w:r>
+              <w:rPr>
+                <w:rFonts w:asciiTheme="minorEastAsia" w:hAnsiTheme="minorEastAsia"/>
+              </w:rPr>
+              <w:t>”</w:t>
+            </w:r>
             <w:r>
               <w:rPr>
                 <w:rFonts w:asciiTheme="minorEastAsia" w:hAnsiTheme="minorEastAsia" w:hint="eastAsia"/>
               </w:rPr>
-              <w:t>help(</w:t>
-            </w:r>
-            <w:r>
+              <w:t>)</w:t>
+            </w:r>
+          </w:p>
+        </w:tc>
+        <w:tc>
+          <w:tcPr>
+            <w:tcW w:w="3452" w:type="dxa"/>
+          </w:tcPr>
+          <w:p>
+            <w:pPr>
+              <w:ind w:left="0"/>
               <w:rPr>
                 <w:rFonts w:asciiTheme="minorEastAsia" w:hAnsiTheme="minorEastAsia"/>
-              </w:rPr>
-              <w:t>“</w:t>
-            </w:r>
-            <w:r>
-              <w:rPr>
-                <w:rFonts w:asciiTheme="minorEastAsia" w:hAnsiTheme="minorEastAsia" w:hint="eastAsia"/>
-              </w:rPr>
-              <w:t>createCL</w:t>
-            </w:r>
-            <w:r>
-              <w:rPr>
-                <w:rFonts w:asciiTheme="minorEastAsia" w:hAnsiTheme="minorEastAsia"/>
-              </w:rPr>
-              <w:t>”</w:t>
-            </w:r>
-            <w:r>
-              <w:rPr>
-                <w:rFonts w:asciiTheme="minorEastAsia" w:hAnsiTheme="minorEastAsia" w:hint="eastAsia"/>
-              </w:rPr>
-              <w:t>)</w:t>
-            </w:r>
-          </w:p>
-        </w:tc>
-        <w:tc>
-          <w:tcPr>
-            <w:tcW w:w="3452" w:type="dxa"/>
-          </w:tcPr>
-          <w:p>
-            <w:pPr>
-              <w:ind w:left="0"/>
-              <w:rPr>
-                <w:rFonts w:asciiTheme="minorEastAsia" w:hAnsiTheme="minorEastAsia" w:hint="eastAsia"/>
               </w:rPr>
             </w:pPr>
             <w:r>
@@ -4525,13 +4397,13 @@
               <w:ind w:left="0"/>
               <w:jc w:val="left"/>
               <w:rPr>
+                <w:rFonts w:asciiTheme="minorEastAsia" w:hAnsiTheme="minorEastAsia"/>
+              </w:rPr>
+            </w:pPr>
+            <w:r>
+              <w:rPr>
                 <w:rFonts w:asciiTheme="minorEastAsia" w:hAnsiTheme="minorEastAsia" w:hint="eastAsia"/>
               </w:rPr>
-            </w:pPr>
-            <w:r>
-              <w:rPr>
-                <w:rFonts w:asciiTheme="minorEastAsia" w:hAnsiTheme="minorEastAsia" w:hint="eastAsia"/>
-              </w:rPr>
               <w:t>类级别精确查找该类某方法（构造、静态、实例方法）的内容</w:t>
             </w:r>
           </w:p>
@@ -4544,7 +4416,7 @@
             <w:pPr>
               <w:ind w:left="0"/>
               <w:rPr>
-                <w:rFonts w:asciiTheme="minorEastAsia" w:hAnsiTheme="minorEastAsia" w:hint="eastAsia"/>
+                <w:rFonts w:asciiTheme="minorEastAsia" w:hAnsiTheme="minorEastAsia"/>
               </w:rPr>
             </w:pPr>
             <w:r>
@@ -4592,7 +4464,7 @@
               </w:numPr>
               <w:ind w:firstLineChars="0"/>
               <w:rPr>
-                <w:rFonts w:asciiTheme="minorEastAsia" w:hAnsiTheme="minorEastAsia" w:hint="eastAsia"/>
+                <w:rFonts w:asciiTheme="minorEastAsia" w:hAnsiTheme="minorEastAsia"/>
               </w:rPr>
             </w:pPr>
             <w:r>
@@ -4611,7 +4483,7 @@
               </w:numPr>
               <w:ind w:firstLineChars="0"/>
               <w:rPr>
-                <w:rFonts w:asciiTheme="minorEastAsia" w:hAnsiTheme="minorEastAsia" w:hint="eastAsia"/>
+                <w:rFonts w:asciiTheme="minorEastAsia" w:hAnsiTheme="minorEastAsia"/>
               </w:rPr>
             </w:pPr>
             <w:r>
@@ -4649,46 +4521,46 @@
               <w:ind w:left="0"/>
               <w:jc w:val="left"/>
               <w:rPr>
+                <w:rFonts w:asciiTheme="minorEastAsia" w:hAnsiTheme="minorEastAsia"/>
+              </w:rPr>
+            </w:pPr>
+            <w:r>
+              <w:rPr>
                 <w:rFonts w:asciiTheme="minorEastAsia" w:hAnsiTheme="minorEastAsia" w:hint="eastAsia"/>
               </w:rPr>
+              <w:t>对象级别精确查找该对象某方法（实例方法）的内容</w:t>
+            </w:r>
+          </w:p>
+        </w:tc>
+        <w:tc>
+          <w:tcPr>
+            <w:tcW w:w="1843" w:type="dxa"/>
+          </w:tcPr>
+          <w:p>
+            <w:pPr>
+              <w:ind w:left="0"/>
+              <w:rPr>
+                <w:rFonts w:asciiTheme="minorEastAsia" w:hAnsiTheme="minorEastAsia"/>
+              </w:rPr>
             </w:pPr>
             <w:r>
               <w:rPr>
                 <w:rFonts w:asciiTheme="minorEastAsia" w:hAnsiTheme="minorEastAsia" w:hint="eastAsia"/>
               </w:rPr>
-              <w:t>对象级别精确查找该对象某方法（实例方法）的内容</w:t>
-            </w:r>
-          </w:p>
-        </w:tc>
-        <w:tc>
-          <w:tcPr>
-            <w:tcW w:w="1843" w:type="dxa"/>
-          </w:tcPr>
-          <w:p>
-            <w:pPr>
-              <w:ind w:left="0"/>
+              <w:t>var oma = new Oma()</w:t>
+            </w:r>
+          </w:p>
+          <w:p>
+            <w:pPr>
+              <w:ind w:left="0"/>
+              <w:rPr>
+                <w:rFonts w:asciiTheme="minorEastAsia" w:hAnsiTheme="minorEastAsia"/>
+              </w:rPr>
+            </w:pPr>
+            <w:r>
               <w:rPr>
                 <w:rFonts w:asciiTheme="minorEastAsia" w:hAnsiTheme="minorEastAsia" w:hint="eastAsia"/>
               </w:rPr>
-            </w:pPr>
-            <w:r>
-              <w:rPr>
-                <w:rFonts w:asciiTheme="minorEastAsia" w:hAnsiTheme="minorEastAsia" w:hint="eastAsia"/>
-              </w:rPr>
-              <w:t>var oma = new Oma()</w:t>
-            </w:r>
-          </w:p>
-          <w:p>
-            <w:pPr>
-              <w:ind w:left="0"/>
-              <w:rPr>
-                <w:rFonts w:asciiTheme="minorEastAsia" w:hAnsiTheme="minorEastAsia" w:hint="eastAsia"/>
-              </w:rPr>
-            </w:pPr>
-            <w:r>
-              <w:rPr>
-                <w:rFonts w:asciiTheme="minorEastAsia" w:hAnsiTheme="minorEastAsia" w:hint="eastAsia"/>
-              </w:rPr>
               <w:t>oma.help(“startNode”)</w:t>
             </w:r>
           </w:p>
@@ -4701,7 +4573,7 @@
             <w:pPr>
               <w:ind w:left="0"/>
               <w:rPr>
-                <w:rFonts w:asciiTheme="minorEastAsia" w:hAnsiTheme="minorEastAsia" w:hint="eastAsia"/>
+                <w:rFonts w:asciiTheme="minorEastAsia" w:hAnsiTheme="minorEastAsia"/>
               </w:rPr>
             </w:pPr>
             <w:r>
@@ -4739,13 +4611,13 @@
               <w:ind w:left="0"/>
               <w:jc w:val="left"/>
               <w:rPr>
+                <w:rFonts w:asciiTheme="minorEastAsia" w:hAnsiTheme="minorEastAsia"/>
+              </w:rPr>
+            </w:pPr>
+            <w:r>
+              <w:rPr>
                 <w:rFonts w:asciiTheme="minorEastAsia" w:hAnsiTheme="minorEastAsia" w:hint="eastAsia"/>
               </w:rPr>
-            </w:pPr>
-            <w:r>
-              <w:rPr>
-                <w:rFonts w:asciiTheme="minorEastAsia" w:hAnsiTheme="minorEastAsia" w:hint="eastAsia"/>
-              </w:rPr>
               <w:t>全局模糊查找某方法的内容</w:t>
             </w:r>
           </w:p>
@@ -4758,7 +4630,7 @@
             <w:pPr>
               <w:ind w:left="0"/>
               <w:rPr>
-                <w:rFonts w:asciiTheme="minorEastAsia" w:hAnsiTheme="minorEastAsia" w:hint="eastAsia"/>
+                <w:rFonts w:asciiTheme="minorEastAsia" w:hAnsiTheme="minorEastAsia"/>
               </w:rPr>
             </w:pPr>
             <w:r>
@@ -4806,7 +4678,7 @@
               </w:numPr>
               <w:ind w:firstLineChars="0"/>
               <w:rPr>
-                <w:rFonts w:asciiTheme="minorEastAsia" w:hAnsiTheme="minorEastAsia" w:hint="eastAsia"/>
+                <w:rFonts w:asciiTheme="minorEastAsia" w:hAnsiTheme="minorEastAsia"/>
               </w:rPr>
             </w:pPr>
             <w:r>
@@ -4825,7 +4697,7 @@
               </w:numPr>
               <w:ind w:firstLineChars="0"/>
               <w:rPr>
-                <w:rFonts w:asciiTheme="minorEastAsia" w:hAnsiTheme="minorEastAsia" w:hint="eastAsia"/>
+                <w:rFonts w:asciiTheme="minorEastAsia" w:hAnsiTheme="minorEastAsia"/>
               </w:rPr>
             </w:pPr>
             <w:r>
@@ -4844,7 +4716,7 @@
               </w:numPr>
               <w:ind w:firstLineChars="0"/>
               <w:rPr>
-                <w:rFonts w:asciiTheme="minorEastAsia" w:hAnsiTheme="minorEastAsia" w:hint="eastAsia"/>
+                <w:rFonts w:asciiTheme="minorEastAsia" w:hAnsiTheme="minorEastAsia"/>
               </w:rPr>
             </w:pPr>
             <w:r>
@@ -4882,13 +4754,13 @@
               <w:ind w:left="0"/>
               <w:jc w:val="left"/>
               <w:rPr>
+                <w:rFonts w:asciiTheme="minorEastAsia" w:hAnsiTheme="minorEastAsia"/>
+              </w:rPr>
+            </w:pPr>
+            <w:r>
+              <w:rPr>
                 <w:rFonts w:asciiTheme="minorEastAsia" w:hAnsiTheme="minorEastAsia" w:hint="eastAsia"/>
               </w:rPr>
-            </w:pPr>
-            <w:r>
-              <w:rPr>
-                <w:rFonts w:asciiTheme="minorEastAsia" w:hAnsiTheme="minorEastAsia" w:hint="eastAsia"/>
-              </w:rPr>
               <w:t>类级别模糊查找某方法的内容</w:t>
             </w:r>
           </w:p>
@@ -4901,7 +4773,7 @@
             <w:pPr>
               <w:ind w:left="0"/>
               <w:rPr>
-                <w:rFonts w:asciiTheme="minorEastAsia" w:hAnsiTheme="minorEastAsia" w:hint="eastAsia"/>
+                <w:rFonts w:asciiTheme="minorEastAsia" w:hAnsiTheme="minorEastAsia"/>
               </w:rPr>
             </w:pPr>
             <w:r>
@@ -4949,7 +4821,7 @@
               </w:numPr>
               <w:ind w:firstLineChars="0"/>
               <w:rPr>
-                <w:rFonts w:asciiTheme="minorEastAsia" w:hAnsiTheme="minorEastAsia" w:hint="eastAsia"/>
+                <w:rFonts w:asciiTheme="minorEastAsia" w:hAnsiTheme="minorEastAsia"/>
               </w:rPr>
             </w:pPr>
             <w:r>
@@ -4968,7 +4840,7 @@
               </w:numPr>
               <w:ind w:firstLineChars="0"/>
               <w:rPr>
-                <w:rFonts w:asciiTheme="minorEastAsia" w:hAnsiTheme="minorEastAsia" w:hint="eastAsia"/>
+                <w:rFonts w:asciiTheme="minorEastAsia" w:hAnsiTheme="minorEastAsia"/>
               </w:rPr>
             </w:pPr>
             <w:r>
@@ -5006,89 +4878,89 @@
               <w:ind w:left="0"/>
               <w:jc w:val="left"/>
               <w:rPr>
+                <w:rFonts w:asciiTheme="minorEastAsia" w:hAnsiTheme="minorEastAsia"/>
+              </w:rPr>
+            </w:pPr>
+            <w:r>
+              <w:rPr>
                 <w:rFonts w:asciiTheme="minorEastAsia" w:hAnsiTheme="minorEastAsia" w:hint="eastAsia"/>
               </w:rPr>
+              <w:t>对象级别模糊查找该对象某方法（实例方法）的内容</w:t>
+            </w:r>
+          </w:p>
+        </w:tc>
+        <w:tc>
+          <w:tcPr>
+            <w:tcW w:w="1843" w:type="dxa"/>
+          </w:tcPr>
+          <w:p>
+            <w:pPr>
+              <w:ind w:left="0"/>
+              <w:rPr>
+                <w:rFonts w:asciiTheme="minorEastAsia" w:hAnsiTheme="minorEastAsia"/>
+              </w:rPr>
             </w:pPr>
             <w:r>
               <w:rPr>
                 <w:rFonts w:asciiTheme="minorEastAsia" w:hAnsiTheme="minorEastAsia" w:hint="eastAsia"/>
               </w:rPr>
-              <w:t>对象级别模糊查找该对象某方法（实例方法）的内容</w:t>
-            </w:r>
-          </w:p>
-        </w:tc>
-        <w:tc>
-          <w:tcPr>
-            <w:tcW w:w="1843" w:type="dxa"/>
-          </w:tcPr>
-          <w:p>
-            <w:pPr>
-              <w:ind w:left="0"/>
+              <w:t xml:space="preserve">var oma = new </w:t>
+            </w:r>
+            <w:r>
               <w:rPr>
                 <w:rFonts w:asciiTheme="minorEastAsia" w:hAnsiTheme="minorEastAsia" w:hint="eastAsia"/>
               </w:rPr>
+              <w:t>Oma()</w:t>
+            </w:r>
+          </w:p>
+          <w:p>
+            <w:pPr>
+              <w:ind w:left="0"/>
+              <w:rPr>
+                <w:rFonts w:asciiTheme="minorEastAsia" w:hAnsiTheme="minorEastAsia"/>
+              </w:rPr>
             </w:pPr>
             <w:r>
               <w:rPr>
                 <w:rFonts w:asciiTheme="minorEastAsia" w:hAnsiTheme="minorEastAsia" w:hint="eastAsia"/>
               </w:rPr>
-              <w:t xml:space="preserve">var oma = new </w:t>
+              <w:t>oma.help(</w:t>
+            </w:r>
+            <w:r>
+              <w:rPr>
+                <w:rFonts w:asciiTheme="minorEastAsia" w:hAnsiTheme="minorEastAsia"/>
+              </w:rPr>
+              <w:t>“</w:t>
             </w:r>
             <w:r>
               <w:rPr>
                 <w:rFonts w:asciiTheme="minorEastAsia" w:hAnsiTheme="minorEastAsia" w:hint="eastAsia"/>
               </w:rPr>
-              <w:t>Oma()</w:t>
-            </w:r>
-          </w:p>
-          <w:p>
-            <w:pPr>
-              <w:ind w:left="0"/>
+              <w:t>create</w:t>
+            </w:r>
+            <w:r>
+              <w:rPr>
+                <w:rFonts w:asciiTheme="minorEastAsia" w:hAnsiTheme="minorEastAsia"/>
+              </w:rPr>
+              <w:t>”</w:t>
+            </w:r>
+            <w:r>
               <w:rPr>
                 <w:rFonts w:asciiTheme="minorEastAsia" w:hAnsiTheme="minorEastAsia" w:hint="eastAsia"/>
               </w:rPr>
-            </w:pPr>
-            <w:r>
-              <w:rPr>
-                <w:rFonts w:asciiTheme="minorEastAsia" w:hAnsiTheme="minorEastAsia" w:hint="eastAsia"/>
-              </w:rPr>
-              <w:t>oma.help(</w:t>
-            </w:r>
-            <w:r>
+              <w:t>)</w:t>
+            </w:r>
+          </w:p>
+        </w:tc>
+        <w:tc>
+          <w:tcPr>
+            <w:tcW w:w="3452" w:type="dxa"/>
+          </w:tcPr>
+          <w:p>
+            <w:pPr>
+              <w:ind w:left="0"/>
               <w:rPr>
                 <w:rFonts w:asciiTheme="minorEastAsia" w:hAnsiTheme="minorEastAsia"/>
-              </w:rPr>
-              <w:t>“</w:t>
-            </w:r>
-            <w:r>
-              <w:rPr>
-                <w:rFonts w:asciiTheme="minorEastAsia" w:hAnsiTheme="minorEastAsia" w:hint="eastAsia"/>
-              </w:rPr>
-              <w:t>create</w:t>
-            </w:r>
-            <w:r>
-              <w:rPr>
-                <w:rFonts w:asciiTheme="minorEastAsia" w:hAnsiTheme="minorEastAsia"/>
-              </w:rPr>
-              <w:t>”</w:t>
-            </w:r>
-            <w:r>
-              <w:rPr>
-                <w:rFonts w:asciiTheme="minorEastAsia" w:hAnsiTheme="minorEastAsia" w:hint="eastAsia"/>
-              </w:rPr>
-              <w:t>)</w:t>
-            </w:r>
-          </w:p>
-        </w:tc>
-        <w:tc>
-          <w:tcPr>
-            <w:tcW w:w="3452" w:type="dxa"/>
-          </w:tcPr>
-          <w:p>
-            <w:pPr>
-              <w:ind w:left="0"/>
-              <w:rPr>
-                <w:rFonts w:asciiTheme="minorEastAsia" w:hAnsiTheme="minorEastAsia" w:hint="eastAsia"/>
               </w:rPr>
             </w:pPr>
             <w:r>
@@ -5162,14 +5034,14 @@
               <w:rPr>
                 <w:rFonts w:hint="eastAsia"/>
               </w:rPr>
-              <w:t>原来的接口是</w:t>
+              <w:t>原</w:t>
             </w:r>
             <w:r>
               <w:rPr>
                 <w:rFonts w:hint="eastAsia"/>
               </w:rPr>
               <w:lastRenderedPageBreak/>
-              <w:t>否都能够在</w:t>
+              <w:t>来的接口是否都能够在</w:t>
             </w:r>
             <w:r>
               <w:rPr>
@@ -5228,20 +5100,14 @@
               <w:rPr>
                 <w:rFonts w:hint="eastAsia"/>
               </w:rPr>
+              <w:lastRenderedPageBreak/>
               <w:t>DBQuery</w:t>
             </w:r>
             <w:r>
               <w:rPr>
                 <w:rFonts w:hint="eastAsia"/>
               </w:rPr>
-              <w:t>所有的</w:t>
-            </w:r>
-            <w:r>
-              <w:rPr>
-                <w:rFonts w:hint="eastAsia"/>
-              </w:rPr>
-              <w:lastRenderedPageBreak/>
-              <w:t>方法。</w:t>
+              <w:t>所有的方法。</w:t>
             </w:r>
           </w:p>
         </w:tc>
@@ -5357,6 +5223,12 @@
             <w:pPr>
               <w:ind w:left="0"/>
             </w:pPr>
+            <w:r>
+              <w:rPr>
+                <w:rFonts w:hint="eastAsia"/>
+              </w:rPr>
+              <w:t>3</w:t>
+            </w:r>
           </w:p>
         </w:tc>
         <w:tc>
@@ -5368,6 +5240,18 @@
               <w:ind w:left="0"/>
               <w:jc w:val="left"/>
             </w:pPr>
+            <w:r>
+              <w:rPr>
+                <w:rFonts w:hint="eastAsia"/>
+              </w:rPr>
+              <w:t>windows</w:t>
+            </w:r>
+            <w:r>
+              <w:rPr>
+                <w:rFonts w:hint="eastAsia"/>
+              </w:rPr>
+              <w:t>上功能要求同上。</w:t>
+            </w:r>
           </w:p>
         </w:tc>
         <w:tc>
@@ -5530,6 +5414,12 @@
             <w:pPr>
               <w:ind w:left="0"/>
             </w:pPr>
+            <w:r>
+              <w:rPr>
+                <w:rFonts w:hint="eastAsia"/>
+              </w:rPr>
+              <w:t>Y</w:t>
+            </w:r>
           </w:p>
         </w:tc>
         <w:tc>
@@ -5568,6 +5458,12 @@
             <w:pPr>
               <w:ind w:left="0"/>
             </w:pPr>
+            <w:r>
+              <w:rPr>
+                <w:rFonts w:hint="eastAsia"/>
+              </w:rPr>
+              <w:t>Y</w:t>
+            </w:r>
           </w:p>
         </w:tc>
         <w:tc>
@@ -5612,6 +5508,12 @@
             <w:pPr>
               <w:ind w:left="0"/>
             </w:pPr>
+            <w:r>
+              <w:rPr>
+                <w:rFonts w:hint="eastAsia"/>
+              </w:rPr>
+              <w:t>Y</w:t>
+            </w:r>
           </w:p>
         </w:tc>
         <w:tc>
@@ -5860,125 +5762,6 @@
         </w:tc>
       </w:tr>
     </w:tbl>
-    <w:p>
-      <w:pPr>
-        <w:rPr>
-          <w:rFonts w:hint="eastAsia"/>
-        </w:rPr>
-      </w:pPr>
-    </w:p>
-    <w:p>
-      <w:pPr>
-        <w:rPr>
-          <w:rFonts w:hint="eastAsia"/>
-        </w:rPr>
-      </w:pPr>
-    </w:p>
-    <w:p>
-      <w:pPr>
-        <w:rPr>
-          <w:rFonts w:hint="eastAsia"/>
-        </w:rPr>
-      </w:pPr>
-      <w:r>
-        <w:rPr>
-          <w:rFonts w:hint="eastAsia"/>
-        </w:rPr>
-        <w:t xml:space="preserve">// </w:t>
-      </w:r>
-      <w:r>
-        <w:rPr>
-          <w:rFonts w:hint="eastAsia"/>
-        </w:rPr>
-        <w:t>从工厂获取</w:t>
-      </w:r>
-      <w:r>
-        <w:rPr>
-          <w:rFonts w:hint="eastAsia"/>
-        </w:rPr>
-        <w:t>func info</w:t>
-      </w:r>
-    </w:p>
-    <w:p>
-      <w:pPr>
-        <w:rPr>
-          <w:rFonts w:hint="eastAsia"/>
-        </w:rPr>
-      </w:pPr>
-      <w:r>
-        <w:rPr>
-          <w:rFonts w:hint="eastAsia"/>
-        </w:rPr>
-        <w:t xml:space="preserve">// </w:t>
-      </w:r>
-      <w:r>
-        <w:rPr>
-          <w:rFonts w:hint="eastAsia"/>
-        </w:rPr>
-        <w:t>删除</w:t>
-      </w:r>
-      <w:r>
-        <w:rPr>
-          <w:rFonts w:hint="eastAsia"/>
-        </w:rPr>
-        <w:t>sptSPScope</w:t>
-      </w:r>
-      <w:r>
-        <w:rPr>
-          <w:rFonts w:hint="eastAsia"/>
-        </w:rPr>
-        <w:t>多余</w:t>
-      </w:r>
-      <w:r>
-        <w:rPr>
-          <w:rFonts w:hint="eastAsia"/>
-        </w:rPr>
-        <w:t>的代码</w:t>
-      </w:r>
-    </w:p>
-    <w:p>
-      <w:pPr>
-        <w:rPr>
-          <w:rFonts w:hint="eastAsia"/>
-        </w:rPr>
-      </w:pPr>
-      <w:r>
-        <w:rPr>
-          <w:rFonts w:hint="eastAsia"/>
-        </w:rPr>
-        <w:t xml:space="preserve">// </w:t>
-      </w:r>
-      <w:r>
-        <w:rPr>
-          <w:rFonts w:hint="eastAsia"/>
-        </w:rPr>
-        <w:t>将</w:t>
-      </w:r>
-      <w:r>
-        <w:rPr>
-          <w:rFonts w:hint="eastAsia"/>
-        </w:rPr>
-        <w:t>cli</w:t>
-      </w:r>
-      <w:r>
-        <w:rPr>
-          <w:rFonts w:hint="eastAsia"/>
-        </w:rPr>
-        <w:t>改动的信息合入到最新的</w:t>
-      </w:r>
-      <w:r>
-        <w:rPr>
-          <w:rFonts w:hint="eastAsia"/>
-        </w:rPr>
-        <w:t>troff</w:t>
-      </w:r>
-      <w:r>
-        <w:rPr>
-          <w:rFonts w:hint="eastAsia"/>
-        </w:rPr>
-        <w:t>文件中</w:t>
-      </w:r>
-    </w:p>
     <w:p/>
     <w:sectPr>
       <w:pgSz w:w="11906" w:h="16838"/>

--- a/internal_doc/03.开发设计/spt/spt_help_story.docx
+++ b/internal_doc/03.开发设计/spt/spt_help_story.docx
@@ -1540,7 +1540,7 @@
           <v:shape id="_x0000_i1025" type="#_x0000_t75" style="width:336.95pt;height:697.55pt" o:ole="">
             <v:imagedata r:id="rId8" o:title=""/>
           </v:shape>
-          <o:OLEObject Type="Embed" ProgID="Visio.Drawing.15" ShapeID="_x0000_i1025" DrawAspect="Content" ObjectID="_1558369197" r:id="rId9"/>
+          <o:OLEObject Type="Embed" ProgID="Visio.Drawing.15" ShapeID="_x0000_i1025" DrawAspect="Content" ObjectID="_1558369376" r:id="rId9"/>
         </w:object>
       </w:r>
     </w:p>
@@ -5552,6 +5552,12 @@
             <w:pPr>
               <w:ind w:left="0"/>
             </w:pPr>
+            <w:r>
+              <w:rPr>
+                <w:rFonts w:hint="eastAsia"/>
+              </w:rPr>
+              <w:t>Y</w:t>
+            </w:r>
           </w:p>
         </w:tc>
         <w:tc>
@@ -5590,6 +5596,12 @@
             <w:pPr>
               <w:ind w:left="0"/>
             </w:pPr>
+            <w:r>
+              <w:rPr>
+                <w:rFonts w:hint="eastAsia"/>
+              </w:rPr>
+              <w:t>Y</w:t>
+            </w:r>
           </w:p>
         </w:tc>
         <w:tc>
@@ -5628,6 +5640,12 @@
             <w:pPr>
               <w:ind w:left="0"/>
             </w:pPr>
+            <w:r>
+              <w:rPr>
+                <w:rFonts w:hint="eastAsia"/>
+              </w:rPr>
+              <w:t>Y</w:t>
+            </w:r>
           </w:p>
         </w:tc>
         <w:tc>
@@ -5666,6 +5684,12 @@
             <w:pPr>
               <w:ind w:left="0"/>
             </w:pPr>
+            <w:r>
+              <w:rPr>
+                <w:rFonts w:hint="eastAsia"/>
+              </w:rPr>
+              <w:t>NA</w:t>
+            </w:r>
           </w:p>
         </w:tc>
         <w:tc>
@@ -5704,6 +5728,12 @@
             <w:pPr>
               <w:ind w:left="0"/>
             </w:pPr>
+            <w:r>
+              <w:rPr>
+                <w:rFonts w:hint="eastAsia"/>
+              </w:rPr>
+              <w:t>Y</w:t>
+            </w:r>
           </w:p>
         </w:tc>
         <w:tc>
@@ -5748,6 +5778,12 @@
             <w:pPr>
               <w:ind w:left="0"/>
             </w:pPr>
+            <w:r>
+              <w:rPr>
+                <w:rFonts w:hint="eastAsia"/>
+              </w:rPr>
+              <w:t>NA</w:t>
+            </w:r>
           </w:p>
         </w:tc>
         <w:tc>
